--- a/tillsyn/A 14097-2024 tillsynsbegäran.docx
+++ b/tillsyn/A 14097-2024 tillsynsbegäran.docx
@@ -483,7 +483,7 @@
     <w:r>
       <w:tab/>
       <w:tab/>
-      <w:t>2024-10-07</w:t>
+      <w:t>2024-10-08</w:t>
       <w:br/>
       <w:br/>
     </w:r>

--- a/tillsyn/A 14097-2024 tillsynsbegäran.docx
+++ b/tillsyn/A 14097-2024 tillsynsbegäran.docx
@@ -483,7 +483,7 @@
     <w:r>
       <w:tab/>
       <w:tab/>
-      <w:t>2024-10-08</w:t>
+      <w:t>2024-10-09</w:t>
       <w:br/>
       <w:br/>
     </w:r>

--- a/tillsyn/A 14097-2024 tillsynsbegäran.docx
+++ b/tillsyn/A 14097-2024 tillsynsbegäran.docx
@@ -483,7 +483,7 @@
     <w:r>
       <w:tab/>
       <w:tab/>
-      <w:t>2024-10-09</w:t>
+      <w:t>2024-10-10</w:t>
       <w:br/>
       <w:br/>
     </w:r>

--- a/tillsyn/A 14097-2024 tillsynsbegäran.docx
+++ b/tillsyn/A 14097-2024 tillsynsbegäran.docx
@@ -483,7 +483,7 @@
     <w:r>
       <w:tab/>
       <w:tab/>
-      <w:t>2024-10-10</w:t>
+      <w:t>2024-10-11</w:t>
       <w:br/>
       <w:br/>
     </w:r>

--- a/tillsyn/A 14097-2024 tillsynsbegäran.docx
+++ b/tillsyn/A 14097-2024 tillsynsbegäran.docx
@@ -483,7 +483,7 @@
     <w:r>
       <w:tab/>
       <w:tab/>
-      <w:t>2024-10-11</w:t>
+      <w:t>2024-10-12</w:t>
       <w:br/>
       <w:br/>
     </w:r>

--- a/tillsyn/A 14097-2024 tillsynsbegäran.docx
+++ b/tillsyn/A 14097-2024 tillsynsbegäran.docx
@@ -483,7 +483,7 @@
     <w:r>
       <w:tab/>
       <w:tab/>
-      <w:t>2024-10-12</w:t>
+      <w:t>2024-10-13</w:t>
       <w:br/>
       <w:br/>
     </w:r>

--- a/tillsyn/A 14097-2024 tillsynsbegäran.docx
+++ b/tillsyn/A 14097-2024 tillsynsbegäran.docx
@@ -483,7 +483,7 @@
     <w:r>
       <w:tab/>
       <w:tab/>
-      <w:t>2024-10-13</w:t>
+      <w:t>2024-10-14</w:t>
       <w:br/>
       <w:br/>
     </w:r>

--- a/tillsyn/A 14097-2024 tillsynsbegäran.docx
+++ b/tillsyn/A 14097-2024 tillsynsbegäran.docx
@@ -483,7 +483,7 @@
     <w:r>
       <w:tab/>
       <w:tab/>
-      <w:t>2024-10-14</w:t>
+      <w:t>2024-10-15</w:t>
       <w:br/>
       <w:br/>
     </w:r>

--- a/tillsyn/A 14097-2024 tillsynsbegäran.docx
+++ b/tillsyn/A 14097-2024 tillsynsbegäran.docx
@@ -483,7 +483,7 @@
     <w:r>
       <w:tab/>
       <w:tab/>
-      <w:t>2024-10-15</w:t>
+      <w:t>2024-10-16</w:t>
       <w:br/>
       <w:br/>
     </w:r>

--- a/tillsyn/A 14097-2024 tillsynsbegäran.docx
+++ b/tillsyn/A 14097-2024 tillsynsbegäran.docx
@@ -483,7 +483,7 @@
     <w:r>
       <w:tab/>
       <w:tab/>
-      <w:t>2024-10-16</w:t>
+      <w:t>2024-10-17</w:t>
       <w:br/>
       <w:br/>
     </w:r>

--- a/tillsyn/A 14097-2024 tillsynsbegäran.docx
+++ b/tillsyn/A 14097-2024 tillsynsbegäran.docx
@@ -483,7 +483,7 @@
     <w:r>
       <w:tab/>
       <w:tab/>
-      <w:t>2024-10-17</w:t>
+      <w:t>2024-10-18</w:t>
       <w:br/>
       <w:br/>
     </w:r>

--- a/tillsyn/A 14097-2024 tillsynsbegäran.docx
+++ b/tillsyn/A 14097-2024 tillsynsbegäran.docx
@@ -483,7 +483,7 @@
     <w:r>
       <w:tab/>
       <w:tab/>
-      <w:t>2024-10-18</w:t>
+      <w:t>2024-10-19</w:t>
       <w:br/>
       <w:br/>
     </w:r>

--- a/tillsyn/A 14097-2024 tillsynsbegäran.docx
+++ b/tillsyn/A 14097-2024 tillsynsbegäran.docx
@@ -483,7 +483,7 @@
     <w:r>
       <w:tab/>
       <w:tab/>
-      <w:t>2024-10-19</w:t>
+      <w:t>2024-10-20</w:t>
       <w:br/>
       <w:br/>
     </w:r>

--- a/tillsyn/A 14097-2024 tillsynsbegäran.docx
+++ b/tillsyn/A 14097-2024 tillsynsbegäran.docx
@@ -483,7 +483,7 @@
     <w:r>
       <w:tab/>
       <w:tab/>
-      <w:t>2024-10-20</w:t>
+      <w:t>2024-10-21</w:t>
       <w:br/>
       <w:br/>
     </w:r>

--- a/tillsyn/A 14097-2024 tillsynsbegäran.docx
+++ b/tillsyn/A 14097-2024 tillsynsbegäran.docx
@@ -483,7 +483,7 @@
     <w:r>
       <w:tab/>
       <w:tab/>
-      <w:t>2024-10-21</w:t>
+      <w:t>2024-10-22</w:t>
       <w:br/>
       <w:br/>
     </w:r>

--- a/tillsyn/A 14097-2024 tillsynsbegäran.docx
+++ b/tillsyn/A 14097-2024 tillsynsbegäran.docx
@@ -483,7 +483,7 @@
     <w:r>
       <w:tab/>
       <w:tab/>
-      <w:t>2024-10-22</w:t>
+      <w:t>2024-10-23</w:t>
       <w:br/>
       <w:br/>
     </w:r>

--- a/tillsyn/A 14097-2024 tillsynsbegäran.docx
+++ b/tillsyn/A 14097-2024 tillsynsbegäran.docx
@@ -483,7 +483,7 @@
     <w:r>
       <w:tab/>
       <w:tab/>
-      <w:t>2024-10-23</w:t>
+      <w:t>2024-10-24</w:t>
       <w:br/>
       <w:br/>
     </w:r>

--- a/tillsyn/A 14097-2024 tillsynsbegäran.docx
+++ b/tillsyn/A 14097-2024 tillsynsbegäran.docx
@@ -483,7 +483,7 @@
     <w:r>
       <w:tab/>
       <w:tab/>
-      <w:t>2024-11-29</w:t>
+      <w:t>2024-11-30</w:t>
       <w:br/>
       <w:br/>
     </w:r>

--- a/tillsyn/A 14097-2024 tillsynsbegäran.docx
+++ b/tillsyn/A 14097-2024 tillsynsbegäran.docx
@@ -483,7 +483,7 @@
     <w:r>
       <w:tab/>
       <w:tab/>
-      <w:t>2024-11-30</w:t>
+      <w:t>2024-12-01</w:t>
       <w:br/>
       <w:br/>
     </w:r>

--- a/tillsyn/A 14097-2024 tillsynsbegäran.docx
+++ b/tillsyn/A 14097-2024 tillsynsbegäran.docx
@@ -483,7 +483,7 @@
     <w:r>
       <w:tab/>
       <w:tab/>
-      <w:t>2024-12-01</w:t>
+      <w:t>2024-12-02</w:t>
       <w:br/>
       <w:br/>
     </w:r>

--- a/tillsyn/A 14097-2024 tillsynsbegäran.docx
+++ b/tillsyn/A 14097-2024 tillsynsbegäran.docx
@@ -7,7 +7,7 @@
         <w:pStyle w:val="Title"/>
       </w:pPr>
       <w:r>
-        <w:t>Tillsynsbegäran - information om höga naturvärden och fridlysta arter i avverkningsanmälan A 14097-2024 i Krokoms kommun</w:t>
+        <w:t>Tillsynsbegäran – information om höga naturvärden och fridlysta arter i avverkningsanmälan A 14097-2024 i Krokoms kommun</w:t>
       </w:r>
     </w:p>
     <w:p>
@@ -91,6 +91,28 @@
       </w:r>
     </w:p>
     <w:p>
+      <w:r>
+        <w:rPr>
+          <w:b/>
+        </w:rPr>
+        <w:t>Doftskinn (NT)</w:t>
+      </w:r>
+      <w:r>
+        <w:t>, rödlistad som nära hotad, är en mycket bra signalart för boreal granskog och indikerar ett gran-skogsekosystem med lång kontinuitet av grova lågor. Arten är placerad i toppen av Skogsstyrelsens värdepyramid för bedömning av skog med höga naturvärden och har klassats som en “urskogsindikator”, då den förekommer med ett tydligt optimum i helt eller nästan helt orörda skogar (Nitare &amp; Skogsstyrelsen, 2019).</w:t>
+      </w:r>
+    </w:p>
+    <w:p>
+      <w:r>
+        <w:rPr>
+          <w:b/>
+        </w:rPr>
+        <w:t>Rynkskinn (VU)</w:t>
+      </w:r>
+      <w:r>
+        <w:t>, rödlistad som sårbar, är en vednedbrytare som växer på grova granlågor och ingår i en karaktäristisk association av vedsvampar knutna till urskogsartade barrskogar. Den har klassificerats som en “urskogsindikator” och är placerad i toppen av Skogsstyrelsens värdepyramid för bedömning av skog med höga naturvärden. Allt tyder på att rynkskinn är mycket känslig för skogliga ingrepp (Nitare &amp; Skogsstyrelsen, 2019; SLU Artdatabanken, 2024).</w:t>
+      </w:r>
+    </w:p>
+    <w:p>
       <w:pPr>
         <w:pStyle w:val="Heading1"/>
       </w:pPr>
@@ -125,7 +147,7 @@
         <w:t>Spillkråka (NT, §4)</w:t>
       </w:r>
       <w:r>
-        <w:t xml:space="preserve"> är rödlistad som nära hotad och ingår i bilaga 1 i EU:s fågeldirektiv. Den minskar i population på grund av minskad tillgång på lämpliga bo- och födoträd och minskad födotillgång. Spillkråkans minskningstakt har uppgått till 19 (24-10) % under de senaste 15 åren. Minskningstakten för den svenska populationen bedöms vara nära gränsvärdet för Sårbar (VU) (A2bc). Skogsbruk med korta omloppstider och täta, homogena ungskogar utgör det största hotet, (SLU Artdatabanken, 2023).</w:t>
+        <w:t xml:space="preserve"> är rödlistad som nära hotad och ingår i bilaga 1 i EU:s fågeldirektiv. Den minskar i population på grund av minskad tillgång på lämpliga bo- och födoträd och minskad födotillgång. Spillkråkans minskningstakt har uppgått till 19 (24–10) % under de senaste 15 åren. Minskningstakten för den svenska populationen bedöms vara nära gränsvärdet för Sårbar (VU) (A2bc). Skogsbruk med korta omloppstider och täta, homogena ungskogar utgör det största hotet, (SLU Artdatabanken, 2023).</w:t>
       </w:r>
     </w:p>
     <w:p>
@@ -154,7 +176,7 @@
         <w:pStyle w:val="Title"/>
       </w:pPr>
       <w:r>
-        <w:t>BILAGA 1 - Fridlysta arter</w:t>
+        <w:t>BILAGA 1 – Fridlysta arter</w:t>
       </w:r>
     </w:p>
     <w:p>
@@ -167,7 +189,12 @@
     </w:p>
     <w:p>
       <w:r>
-        <w:t>Spillkråka (NT) är rödlistad som nära hotad, fridlyst enligt §4 Artskyddsförordningen och ingår i bilaga 1 i EU:s fågeldirektiv. Spillkråka lever i både barr- och blandskog liksom i ren lövskog. De tätaste populationerna tenderar att finnas i äldre, variationsrik blandskog med gott om död ved och gamla träd. Varje par utnyttjar 400-1 000 hektar skog beroende på skogens kvalitet. En minskning av populationen pågår på grund av minskad tillgång på lämpliga bo- och födoträd och minskad födotillgång. Spillkråkans minskningstakt har uppgått till 19 (24-10) % under de senaste 15 åren. Skogsbruk med korta omloppstider och täta, homogena ungskogar utgör det största hotet (Artdatabanken 2023).</w:t>
+        <w:t>Spillkråka (NT) är rödlistad som nära hotad, fridlyst enligt §4 Artskyddsförordningen och ingår i bilaga 1 i EU:s fågeldirektiv. Spillkråka lever i både barr- och blandskog liksom i ren lövskog. De tätaste populationerna tenderar att finnas i äldre, variationsrik blandskog med gott om död ved och gamla träd.</w:t>
+      </w:r>
+    </w:p>
+    <w:p>
+      <w:r>
+        <w:t>Varje par utnyttjar 400–1000 hektar skog beroende på skogens kvalitet. En minskning av populationen pågår på grund av minskad tillgång på lämpliga bo- och födoträd och minskad födotillgång. Spillkråkans minskningstakt har uppgått till 19 (24–10) % under de senaste 15 åren. Minskningstakten för den svenska populationen bedöms vara nära gränsvärdet för Sårbar (VU) (A2bc). Skogsbruk med korta omloppstider och täta, homogena ungskogar utgör det största hotet (Artdatabanken 2023).</w:t>
       </w:r>
     </w:p>
     <w:p>
@@ -175,7 +202,7 @@
         <w:pStyle w:val="Heading2"/>
       </w:pPr>
       <w:r>
-        <w:t>Referenser - spillkråka</w:t>
+        <w:t>Referenser – spillkråka</w:t>
       </w:r>
     </w:p>
     <w:p>
@@ -240,7 +267,7 @@
         <w:pStyle w:val="Heading2"/>
       </w:pPr>
       <w:r>
-        <w:t>Referenser - tretåig hackspett</w:t>
+        <w:t>Referenser – tretåig hackspett</w:t>
       </w:r>
     </w:p>
     <w:p>
@@ -282,7 +309,7 @@
         <w:t xml:space="preserve">Foraging Ecology and Use of Drumming Trees by Three-Toed Woodpeckers. </w:t>
       </w:r>
       <w:r>
-        <w:t>The Journal of Wildlife Management. Vol. 66, No. 1 (Jan., 2002), pp. 222-231.</w:t>
+        <w:t>The Journal of Wildlife Management. Vol. 66, No. 1 (Jan., 2002), pp. 222–231.</w:t>
       </w:r>
     </w:p>
     <w:p>
@@ -296,7 +323,7 @@
         <w:t xml:space="preserve">Spatial ecology of the three-toed woodpecker in managed forest landscapes. </w:t>
       </w:r>
       <w:r>
-        <w:t>Silva Fennica 36(1): 279-288.</w:t>
+        <w:t>Silva Fennica 36(1): 279–288.</w:t>
       </w:r>
     </w:p>
     <w:p>
@@ -324,7 +351,7 @@
         <w:t xml:space="preserve">Habitat prediction model for three-toed woodpecker and its implications for the conservation of biologically valuable forests. </w:t>
       </w:r>
       <w:r>
-        <w:t>Forest Ecology and Management 258(5): 697-703.</w:t>
+        <w:t>Forest Ecology and Management 258(5): 697–703.</w:t>
       </w:r>
     </w:p>
     <w:p>
@@ -483,7 +510,7 @@
     <w:r>
       <w:tab/>
       <w:tab/>
-      <w:t>2024-12-02</w:t>
+      <w:t>2024-12-03</w:t>
       <w:br/>
       <w:br/>
     </w:r>

--- a/tillsyn/A 14097-2024 tillsynsbegäran.docx
+++ b/tillsyn/A 14097-2024 tillsynsbegäran.docx
@@ -510,7 +510,7 @@
     <w:r>
       <w:tab/>
       <w:tab/>
-      <w:t>2024-12-03</w:t>
+      <w:t>2024-12-04</w:t>
       <w:br/>
       <w:br/>
     </w:r>

--- a/tillsyn/A 14097-2024 tillsynsbegäran.docx
+++ b/tillsyn/A 14097-2024 tillsynsbegäran.docx
@@ -510,7 +510,7 @@
     <w:r>
       <w:tab/>
       <w:tab/>
-      <w:t>2024-12-04</w:t>
+      <w:t>2024-12-05</w:t>
       <w:br/>
       <w:br/>
     </w:r>

--- a/tillsyn/A 14097-2024 tillsynsbegäran.docx
+++ b/tillsyn/A 14097-2024 tillsynsbegäran.docx
@@ -510,7 +510,7 @@
     <w:r>
       <w:tab/>
       <w:tab/>
-      <w:t>2024-12-05</w:t>
+      <w:t>2024-12-07</w:t>
       <w:br/>
       <w:br/>
     </w:r>

--- a/tillsyn/A 14097-2024 tillsynsbegäran.docx
+++ b/tillsyn/A 14097-2024 tillsynsbegäran.docx
@@ -510,7 +510,7 @@
     <w:r>
       <w:tab/>
       <w:tab/>
-      <w:t>2024-12-07</w:t>
+      <w:t>2024-12-08</w:t>
       <w:br/>
       <w:br/>
     </w:r>

--- a/tillsyn/A 14097-2024 tillsynsbegäran.docx
+++ b/tillsyn/A 14097-2024 tillsynsbegäran.docx
@@ -510,7 +510,7 @@
     <w:r>
       <w:tab/>
       <w:tab/>
-      <w:t>2024-12-08</w:t>
+      <w:t>2024-12-09</w:t>
       <w:br/>
       <w:br/>
     </w:r>

--- a/tillsyn/A 14097-2024 tillsynsbegäran.docx
+++ b/tillsyn/A 14097-2024 tillsynsbegäran.docx
@@ -510,7 +510,7 @@
     <w:r>
       <w:tab/>
       <w:tab/>
-      <w:t>2024-12-09</w:t>
+      <w:t>2024-12-10</w:t>
       <w:br/>
       <w:br/>
     </w:r>

--- a/tillsyn/A 14097-2024 tillsynsbegäran.docx
+++ b/tillsyn/A 14097-2024 tillsynsbegäran.docx
@@ -510,7 +510,7 @@
     <w:r>
       <w:tab/>
       <w:tab/>
-      <w:t>2024-12-10</w:t>
+      <w:t>2024-12-11</w:t>
       <w:br/>
       <w:br/>
     </w:r>

--- a/tillsyn/A 14097-2024 tillsynsbegäran.docx
+++ b/tillsyn/A 14097-2024 tillsynsbegäran.docx
@@ -510,7 +510,7 @@
     <w:r>
       <w:tab/>
       <w:tab/>
-      <w:t>2024-12-11</w:t>
+      <w:t>2024-12-12</w:t>
       <w:br/>
       <w:br/>
     </w:r>

--- a/tillsyn/A 14097-2024 tillsynsbegäran.docx
+++ b/tillsyn/A 14097-2024 tillsynsbegäran.docx
@@ -510,7 +510,7 @@
     <w:r>
       <w:tab/>
       <w:tab/>
-      <w:t>2024-12-12</w:t>
+      <w:t>2024-12-13</w:t>
       <w:br/>
       <w:br/>
     </w:r>

--- a/tillsyn/A 14097-2024 tillsynsbegäran.docx
+++ b/tillsyn/A 14097-2024 tillsynsbegäran.docx
@@ -510,7 +510,7 @@
     <w:r>
       <w:tab/>
       <w:tab/>
-      <w:t>2024-12-13</w:t>
+      <w:t>2024-12-14</w:t>
       <w:br/>
       <w:br/>
     </w:r>

--- a/tillsyn/A 14097-2024 tillsynsbegäran.docx
+++ b/tillsyn/A 14097-2024 tillsynsbegäran.docx
@@ -510,7 +510,7 @@
     <w:r>
       <w:tab/>
       <w:tab/>
-      <w:t>2024-12-14</w:t>
+      <w:t>2024-12-15</w:t>
       <w:br/>
       <w:br/>
     </w:r>

--- a/tillsyn/A 14097-2024 tillsynsbegäran.docx
+++ b/tillsyn/A 14097-2024 tillsynsbegäran.docx
@@ -510,7 +510,7 @@
     <w:r>
       <w:tab/>
       <w:tab/>
-      <w:t>2024-12-15</w:t>
+      <w:t>2024-12-16</w:t>
       <w:br/>
       <w:br/>
     </w:r>

--- a/tillsyn/A 14097-2024 tillsynsbegäran.docx
+++ b/tillsyn/A 14097-2024 tillsynsbegäran.docx
@@ -510,7 +510,7 @@
     <w:r>
       <w:tab/>
       <w:tab/>
-      <w:t>2024-12-16</w:t>
+      <w:t>2024-12-17</w:t>
       <w:br/>
       <w:br/>
     </w:r>

--- a/tillsyn/A 14097-2024 tillsynsbegäran.docx
+++ b/tillsyn/A 14097-2024 tillsynsbegäran.docx
@@ -510,7 +510,7 @@
     <w:r>
       <w:tab/>
       <w:tab/>
-      <w:t>2024-12-17</w:t>
+      <w:t>2024-12-18</w:t>
       <w:br/>
       <w:br/>
     </w:r>

--- a/tillsyn/A 14097-2024 tillsynsbegäran.docx
+++ b/tillsyn/A 14097-2024 tillsynsbegäran.docx
@@ -510,7 +510,7 @@
     <w:r>
       <w:tab/>
       <w:tab/>
-      <w:t>2024-12-18</w:t>
+      <w:t>2024-12-19</w:t>
       <w:br/>
       <w:br/>
     </w:r>

--- a/tillsyn/A 14097-2024 tillsynsbegäran.docx
+++ b/tillsyn/A 14097-2024 tillsynsbegäran.docx
@@ -510,7 +510,7 @@
     <w:r>
       <w:tab/>
       <w:tab/>
-      <w:t>2024-12-19</w:t>
+      <w:t>2024-12-20</w:t>
       <w:br/>
       <w:br/>
     </w:r>

--- a/tillsyn/A 14097-2024 tillsynsbegäran.docx
+++ b/tillsyn/A 14097-2024 tillsynsbegäran.docx
@@ -510,7 +510,7 @@
     <w:r>
       <w:tab/>
       <w:tab/>
-      <w:t>2024-12-20</w:t>
+      <w:t>2024-12-22</w:t>
       <w:br/>
       <w:br/>
     </w:r>

--- a/tillsyn/A 14097-2024 tillsynsbegäran.docx
+++ b/tillsyn/A 14097-2024 tillsynsbegäran.docx
@@ -510,7 +510,7 @@
     <w:r>
       <w:tab/>
       <w:tab/>
-      <w:t>2024-12-22</w:t>
+      <w:t>2024-12-23</w:t>
       <w:br/>
       <w:br/>
     </w:r>

--- a/tillsyn/A 14097-2024 tillsynsbegäran.docx
+++ b/tillsyn/A 14097-2024 tillsynsbegäran.docx
@@ -510,7 +510,7 @@
     <w:r>
       <w:tab/>
       <w:tab/>
-      <w:t>2024-12-23</w:t>
+      <w:t>2024-12-24</w:t>
       <w:br/>
       <w:br/>
     </w:r>

--- a/tillsyn/A 14097-2024 tillsynsbegäran.docx
+++ b/tillsyn/A 14097-2024 tillsynsbegäran.docx
@@ -510,7 +510,7 @@
     <w:r>
       <w:tab/>
       <w:tab/>
-      <w:t>2024-12-31</w:t>
+      <w:t>2025-01-01</w:t>
       <w:br/>
       <w:br/>
     </w:r>

--- a/tillsyn/A 14097-2024 tillsynsbegäran.docx
+++ b/tillsyn/A 14097-2024 tillsynsbegäran.docx
@@ -510,7 +510,7 @@
     <w:r>
       <w:tab/>
       <w:tab/>
-      <w:t>2025-01-01</w:t>
+      <w:t>2025-01-02</w:t>
       <w:br/>
       <w:br/>
     </w:r>

--- a/tillsyn/A 14097-2024 tillsynsbegäran.docx
+++ b/tillsyn/A 14097-2024 tillsynsbegäran.docx
@@ -510,7 +510,7 @@
     <w:r>
       <w:tab/>
       <w:tab/>
-      <w:t>2025-01-02</w:t>
+      <w:t>2025-01-03</w:t>
       <w:br/>
       <w:br/>
     </w:r>

--- a/tillsyn/A 14097-2024 tillsynsbegäran.docx
+++ b/tillsyn/A 14097-2024 tillsynsbegäran.docx
@@ -624,7 +624,7 @@
     <w:r>
       <w:tab/>
       <w:tab/>
-      <w:t>2025-01-30</w:t>
+      <w:t>2025-01-31</w:t>
       <w:br/>
       <w:br/>
     </w:r>

--- a/tillsyn/A 14097-2024 tillsynsbegäran.docx
+++ b/tillsyn/A 14097-2024 tillsynsbegäran.docx
@@ -624,7 +624,7 @@
     <w:r>
       <w:tab/>
       <w:tab/>
-      <w:t>2025-03-02</w:t>
+      <w:t>2025-03-03</w:t>
       <w:br/>
       <w:br/>
     </w:r>

--- a/tillsyn/A 14097-2024 tillsynsbegäran.docx
+++ b/tillsyn/A 14097-2024 tillsynsbegäran.docx
@@ -624,7 +624,7 @@
     <w:r>
       <w:tab/>
       <w:tab/>
-      <w:t>2025-03-03</w:t>
+      <w:t>2025-03-04</w:t>
       <w:br/>
       <w:br/>
     </w:r>

--- a/tillsyn/A 14097-2024 tillsynsbegäran.docx
+++ b/tillsyn/A 14097-2024 tillsynsbegäran.docx
@@ -624,7 +624,7 @@
     <w:r>
       <w:tab/>
       <w:tab/>
-      <w:t>2025-03-04</w:t>
+      <w:t>2025-03-05</w:t>
       <w:br/>
       <w:br/>
     </w:r>

--- a/tillsyn/A 14097-2024 tillsynsbegäran.docx
+++ b/tillsyn/A 14097-2024 tillsynsbegäran.docx
@@ -624,7 +624,7 @@
     <w:r>
       <w:tab/>
       <w:tab/>
-      <w:t>2025-03-05</w:t>
+      <w:t>2025-03-06</w:t>
       <w:br/>
       <w:br/>
     </w:r>

--- a/tillsyn/A 14097-2024 tillsynsbegäran.docx
+++ b/tillsyn/A 14097-2024 tillsynsbegäran.docx
@@ -624,7 +624,7 @@
     <w:r>
       <w:tab/>
       <w:tab/>
-      <w:t>2025-03-06</w:t>
+      <w:t>2025-03-07</w:t>
       <w:br/>
       <w:br/>
     </w:r>

--- a/tillsyn/A 14097-2024 tillsynsbegäran.docx
+++ b/tillsyn/A 14097-2024 tillsynsbegäran.docx
@@ -624,7 +624,7 @@
     <w:r>
       <w:tab/>
       <w:tab/>
-      <w:t>2025-03-07</w:t>
+      <w:t>2025-03-08</w:t>
       <w:br/>
       <w:br/>
     </w:r>

--- a/tillsyn/A 14097-2024 tillsynsbegäran.docx
+++ b/tillsyn/A 14097-2024 tillsynsbegäran.docx
@@ -624,7 +624,7 @@
     <w:r>
       <w:tab/>
       <w:tab/>
-      <w:t>2025-03-08</w:t>
+      <w:t>2025-03-09</w:t>
       <w:br/>
       <w:br/>
     </w:r>

--- a/tillsyn/A 14097-2024 tillsynsbegäran.docx
+++ b/tillsyn/A 14097-2024 tillsynsbegäran.docx
@@ -624,7 +624,7 @@
     <w:r>
       <w:tab/>
       <w:tab/>
-      <w:t>2025-03-09</w:t>
+      <w:t>2025-03-10</w:t>
       <w:br/>
       <w:br/>
     </w:r>

--- a/tillsyn/A 14097-2024 tillsynsbegäran.docx
+++ b/tillsyn/A 14097-2024 tillsynsbegäran.docx
@@ -624,7 +624,7 @@
     <w:r>
       <w:tab/>
       <w:tab/>
-      <w:t>2025-03-10</w:t>
+      <w:t>2025-03-11</w:t>
       <w:br/>
       <w:br/>
     </w:r>

--- a/tillsyn/A 14097-2024 tillsynsbegäran.docx
+++ b/tillsyn/A 14097-2024 tillsynsbegäran.docx
@@ -624,7 +624,7 @@
     <w:r>
       <w:tab/>
       <w:tab/>
-      <w:t>2025-03-11</w:t>
+      <w:t>2025-03-12</w:t>
       <w:br/>
       <w:br/>
     </w:r>

--- a/tillsyn/A 14097-2024 tillsynsbegäran.docx
+++ b/tillsyn/A 14097-2024 tillsynsbegäran.docx
@@ -624,7 +624,7 @@
     <w:r>
       <w:tab/>
       <w:tab/>
-      <w:t>2025-03-12</w:t>
+      <w:t>2025-03-13</w:t>
       <w:br/>
       <w:br/>
     </w:r>

--- a/tillsyn/A 14097-2024 tillsynsbegäran.docx
+++ b/tillsyn/A 14097-2024 tillsynsbegäran.docx
@@ -624,7 +624,7 @@
     <w:r>
       <w:tab/>
       <w:tab/>
-      <w:t>2025-03-13</w:t>
+      <w:t>2025-03-14</w:t>
       <w:br/>
       <w:br/>
     </w:r>

--- a/tillsyn/A 14097-2024 tillsynsbegäran.docx
+++ b/tillsyn/A 14097-2024 tillsynsbegäran.docx
@@ -624,7 +624,7 @@
     <w:r>
       <w:tab/>
       <w:tab/>
-      <w:t>2025-03-14</w:t>
+      <w:t>2025-03-15</w:t>
       <w:br/>
       <w:br/>
     </w:r>

--- a/tillsyn/A 14097-2024 tillsynsbegäran.docx
+++ b/tillsyn/A 14097-2024 tillsynsbegäran.docx
@@ -624,7 +624,7 @@
     <w:r>
       <w:tab/>
       <w:tab/>
-      <w:t>2025-03-15</w:t>
+      <w:t>2025-03-16</w:t>
       <w:br/>
       <w:br/>
     </w:r>

--- a/tillsyn/A 14097-2024 tillsynsbegäran.docx
+++ b/tillsyn/A 14097-2024 tillsynsbegäran.docx
@@ -624,7 +624,7 @@
     <w:r>
       <w:tab/>
       <w:tab/>
-      <w:t>2025-03-16</w:t>
+      <w:t>2025-03-17</w:t>
       <w:br/>
       <w:br/>
     </w:r>

--- a/tillsyn/A 14097-2024 tillsynsbegäran.docx
+++ b/tillsyn/A 14097-2024 tillsynsbegäran.docx
@@ -624,7 +624,7 @@
     <w:r>
       <w:tab/>
       <w:tab/>
-      <w:t>2025-03-17</w:t>
+      <w:t>2025-03-18</w:t>
       <w:br/>
       <w:br/>
     </w:r>

--- a/tillsyn/A 14097-2024 tillsynsbegäran.docx
+++ b/tillsyn/A 14097-2024 tillsynsbegäran.docx
@@ -624,7 +624,7 @@
     <w:r>
       <w:tab/>
       <w:tab/>
-      <w:t>2025-03-18</w:t>
+      <w:t>2025-03-19</w:t>
       <w:br/>
       <w:br/>
     </w:r>

--- a/tillsyn/A 14097-2024 tillsynsbegäran.docx
+++ b/tillsyn/A 14097-2024 tillsynsbegäran.docx
@@ -624,7 +624,7 @@
     <w:r>
       <w:tab/>
       <w:tab/>
-      <w:t>2025-03-19</w:t>
+      <w:t>2025-03-20</w:t>
       <w:br/>
       <w:br/>
     </w:r>

--- a/tillsyn/A 14097-2024 tillsynsbegäran.docx
+++ b/tillsyn/A 14097-2024 tillsynsbegäran.docx
@@ -624,7 +624,7 @@
     <w:r>
       <w:tab/>
       <w:tab/>
-      <w:t>2025-03-20</w:t>
+      <w:t>2025-03-21</w:t>
       <w:br/>
       <w:br/>
     </w:r>

--- a/tillsyn/A 14097-2024 tillsynsbegäran.docx
+++ b/tillsyn/A 14097-2024 tillsynsbegäran.docx
@@ -624,7 +624,7 @@
     <w:r>
       <w:tab/>
       <w:tab/>
-      <w:t>2025-03-21</w:t>
+      <w:t>2025-03-22</w:t>
       <w:br/>
       <w:br/>
     </w:r>

--- a/tillsyn/A 14097-2024 tillsynsbegäran.docx
+++ b/tillsyn/A 14097-2024 tillsynsbegäran.docx
@@ -624,7 +624,7 @@
     <w:r>
       <w:tab/>
       <w:tab/>
-      <w:t>2025-03-22</w:t>
+      <w:t>2025-03-23</w:t>
       <w:br/>
       <w:br/>
     </w:r>

--- a/tillsyn/A 14097-2024 tillsynsbegäran.docx
+++ b/tillsyn/A 14097-2024 tillsynsbegäran.docx
@@ -624,7 +624,7 @@
     <w:r>
       <w:tab/>
       <w:tab/>
-      <w:t>2025-03-23</w:t>
+      <w:t>2025-03-24</w:t>
       <w:br/>
       <w:br/>
     </w:r>

--- a/tillsyn/A 14097-2024 tillsynsbegäran.docx
+++ b/tillsyn/A 14097-2024 tillsynsbegäran.docx
@@ -624,7 +624,7 @@
     <w:r>
       <w:tab/>
       <w:tab/>
-      <w:t>2025-03-24</w:t>
+      <w:t>2025-03-25</w:t>
       <w:br/>
       <w:br/>
     </w:r>

--- a/tillsyn/A 14097-2024 tillsynsbegäran.docx
+++ b/tillsyn/A 14097-2024 tillsynsbegäran.docx
@@ -624,7 +624,7 @@
     <w:r>
       <w:tab/>
       <w:tab/>
-      <w:t>2025-03-25</w:t>
+      <w:t>2025-03-26</w:t>
       <w:br/>
       <w:br/>
     </w:r>

--- a/tillsyn/A 14097-2024 tillsynsbegäran.docx
+++ b/tillsyn/A 14097-2024 tillsynsbegäran.docx
@@ -624,7 +624,7 @@
     <w:r>
       <w:tab/>
       <w:tab/>
-      <w:t>2025-03-26</w:t>
+      <w:t>2025-03-27</w:t>
       <w:br/>
       <w:br/>
     </w:r>

--- a/tillsyn/A 14097-2024 tillsynsbegäran.docx
+++ b/tillsyn/A 14097-2024 tillsynsbegäran.docx
@@ -624,7 +624,7 @@
     <w:r>
       <w:tab/>
       <w:tab/>
-      <w:t>2025-03-27</w:t>
+      <w:t>2025-03-28</w:t>
       <w:br/>
       <w:br/>
     </w:r>

--- a/tillsyn/A 14097-2024 tillsynsbegäran.docx
+++ b/tillsyn/A 14097-2024 tillsynsbegäran.docx
@@ -624,7 +624,7 @@
     <w:r>
       <w:tab/>
       <w:tab/>
-      <w:t>2025-03-28</w:t>
+      <w:t>2025-03-29</w:t>
       <w:br/>
       <w:br/>
     </w:r>

--- a/tillsyn/A 14097-2024 tillsynsbegäran.docx
+++ b/tillsyn/A 14097-2024 tillsynsbegäran.docx
@@ -624,7 +624,7 @@
     <w:r>
       <w:tab/>
       <w:tab/>
-      <w:t>2025-04-02</w:t>
+      <w:t>2025-04-03</w:t>
       <w:br/>
       <w:br/>
     </w:r>

--- a/tillsyn/A 14097-2024 tillsynsbegäran.docx
+++ b/tillsyn/A 14097-2024 tillsynsbegäran.docx
@@ -624,7 +624,7 @@
     <w:r>
       <w:tab/>
       <w:tab/>
-      <w:t>2025-04-03</w:t>
+      <w:t>2025-04-05</w:t>
       <w:br/>
       <w:br/>
     </w:r>

--- a/tillsyn/A 14097-2024 tillsynsbegäran.docx
+++ b/tillsyn/A 14097-2024 tillsynsbegäran.docx
@@ -624,7 +624,7 @@
     <w:r>
       <w:tab/>
       <w:tab/>
-      <w:t>2025-04-05</w:t>
+      <w:t>2025-04-06</w:t>
       <w:br/>
       <w:br/>
     </w:r>

--- a/tillsyn/A 14097-2024 tillsynsbegäran.docx
+++ b/tillsyn/A 14097-2024 tillsynsbegäran.docx
@@ -624,7 +624,7 @@
     <w:r>
       <w:tab/>
       <w:tab/>
-      <w:t>2025-04-06</w:t>
+      <w:t>2025-04-07</w:t>
       <w:br/>
       <w:br/>
     </w:r>

--- a/tillsyn/A 14097-2024 tillsynsbegäran.docx
+++ b/tillsyn/A 14097-2024 tillsynsbegäran.docx
@@ -624,7 +624,7 @@
     <w:r>
       <w:tab/>
       <w:tab/>
-      <w:t>2025-04-07</w:t>
+      <w:t>2025-04-08</w:t>
       <w:br/>
       <w:br/>
     </w:r>

--- a/tillsyn/A 14097-2024 tillsynsbegäran.docx
+++ b/tillsyn/A 14097-2024 tillsynsbegäran.docx
@@ -624,7 +624,7 @@
     <w:r>
       <w:tab/>
       <w:tab/>
-      <w:t>2025-04-08</w:t>
+      <w:t>2025-04-09</w:t>
       <w:br/>
       <w:br/>
     </w:r>

--- a/tillsyn/A 14097-2024 tillsynsbegäran.docx
+++ b/tillsyn/A 14097-2024 tillsynsbegäran.docx
@@ -106,6 +106,17 @@
         <w:rPr>
           <w:b/>
         </w:rPr>
+        <w:t>Garnlav (NT)</w:t>
+      </w:r>
+      <w:r>
+        <w:t xml:space="preserve"> är en utpräglad barrskogsart som ibland kan drapera träden i norrländska grannaturskogar med hög luftfuktighet. Den förekommer även i talldominerade bestånd där den, förutom i trädens grenverk, påträffas hängande över ojämnheter i tallbarken. Arten har minskat starkt i södra och mellersta Sverige och den minskar även i sitt nordliga utbredningsområde. Orsaken till tillbakagången beror främst på slutavverkningar av naturskogsartade skogar. Bestånd med riklig förekomst bör regelmässigt sparas. Garnlav är värdväxt för den mycket sällsynta och akut hotade fjärilen barrskogslavfly (CR) som hör hemma i boreala barrskogar med riklig förekomst av värdväxten. Tidigare kunde arten konstateras årligen på flera platser vid Dala-Floda i Dalarna innan lokalerna kalavverkades. Senaste fyndet i landet av barrskogslavfly är från år 2000 då den påträffades vid Högberget i Sollefteå kommun (SLU Artdatabanken, 2024).</w:t>
+      </w:r>
+    </w:p>
+    <w:p>
+      <w:r>
+        <w:rPr>
+          <w:b/>
+        </w:rPr>
         <w:t>Lunglav (NT)</w:t>
       </w:r>
       <w:r>
@@ -141,6 +152,35 @@
       </w:r>
       <w:r>
         <w:t xml:space="preserve"> (EN) (SLU Artdatabanken, 2024; Nitare &amp; Skogsstyrelsen, 2019).</w:t>
+      </w:r>
+    </w:p>
+    <w:p>
+      <w:r>
+        <w:rPr>
+          <w:b/>
+        </w:rPr>
+        <w:t>Ullticka (NT)</w:t>
+      </w:r>
+      <w:r>
+        <w:t xml:space="preserve"> är knuten till restbestånd av barrnaturskog och förekommer med ett tydligt optimum i orörda eller måttligt påverkade gamla granskogar där det föreligger viss kontinuitet av grov död ved. Ullticka är en bra signalart inom hela sitt utbredningsområde och i södra Sverige är den sällsynt och en god signalart för skyddsvärda granskogsmiljöer. Den hotas av avverkning och fragmentering av naturskog och äldre granskog med lång trädkontinuitet. På ullticka kan ibland ulltickeporing (VU) påträffas - det är en sällsynt ticka som nyligen delats upp i tre olika arter: </w:t>
+      </w:r>
+      <w:r>
+        <w:rPr>
+          <w:i/>
+        </w:rPr>
+        <w:t xml:space="preserve">Skeletocutis brevispora </w:t>
+      </w:r>
+      <w:r>
+        <w:t>(ulltickeporing)</w:t>
+      </w:r>
+      <w:r>
+        <w:rPr>
+          <w:i/>
+        </w:rPr>
+        <w:t>, Skeletocutis delicata och Skeletocutis exilis</w:t>
+      </w:r>
+      <w:r>
+        <w:t>. De två sistnämnda arterna står för närvarande (2020) som ej bedömda i rödlistan (SLU Artdatabanken, 2024; Nitare &amp; Skogsstyrelsen, 2019; Miettinen &amp; Niemelä, 2018).</w:t>
       </w:r>
     </w:p>
     <w:p>
@@ -368,7 +408,7 @@
     </w:p>
     <w:p>
       <w:r>
-        <w:t xml:space="preserve">Permanenta revir av tretåig hackspett karaktäriseras ofta av artens typiska ringformigt ordnade hackmärken på framför allt gamla granar. För att säkerställa att inte revir av tretåig hackspett drabbas av avverkningsplanerna bör en inventering göras i området både under häckningstid och under vintern, då arten utnyttjar betydligt större områden än under sommarens häckningsrevir. Storleken på häckningsreviret varierar med skogstypen, förekomsten av död ved och graden av fragmentering, men är i allmänhet i storleksordningen 25–100 hektar. </w:t>
+        <w:t>Permanenta revir av tretåig hackspett karaktäriseras ofta av artens typiska ringformigt ordnade hackmärken på framför allt gamla granar. För att säkerställa att inte revir av tretåig hackspett drabbas av avverkningsplanerna bör en inventering göras i området både under häckningstid och under vintern, då arten utnyttjar betydligt större områden än under sommarens häckningsrevir. Storleken på häckningsreviret varierar med skogstypen, förekomsten av död ved och graden av fragmentering, men är i allmänhet i storleksordningen 25–100 hektar.</w:t>
       </w:r>
     </w:p>
     <w:p>
@@ -624,7 +664,7 @@
     <w:r>
       <w:tab/>
       <w:tab/>
-      <w:t>2025-04-09</w:t>
+      <w:t>2025-04-10</w:t>
       <w:br/>
       <w:br/>
     </w:r>

--- a/tillsyn/A 14097-2024 tillsynsbegäran.docx
+++ b/tillsyn/A 14097-2024 tillsynsbegäran.docx
@@ -664,7 +664,7 @@
     <w:r>
       <w:tab/>
       <w:tab/>
-      <w:t>2025-04-10</w:t>
+      <w:t>2025-04-11</w:t>
       <w:br/>
       <w:br/>
     </w:r>

--- a/tillsyn/A 14097-2024 tillsynsbegäran.docx
+++ b/tillsyn/A 14097-2024 tillsynsbegäran.docx
@@ -664,7 +664,7 @@
     <w:r>
       <w:tab/>
       <w:tab/>
-      <w:t>2025-04-11</w:t>
+      <w:t>2025-04-12</w:t>
       <w:br/>
       <w:br/>
     </w:r>

--- a/tillsyn/A 14097-2024 tillsynsbegäran.docx
+++ b/tillsyn/A 14097-2024 tillsynsbegäran.docx
@@ -664,7 +664,7 @@
     <w:r>
       <w:tab/>
       <w:tab/>
-      <w:t>2025-04-12</w:t>
+      <w:t>2025-04-13</w:t>
       <w:br/>
       <w:br/>
     </w:r>

--- a/tillsyn/A 14097-2024 tillsynsbegäran.docx
+++ b/tillsyn/A 14097-2024 tillsynsbegäran.docx
@@ -229,7 +229,7 @@
         <w:t>Tretåig hackspett (NT, §4)</w:t>
       </w:r>
       <w:r>
-        <w:t xml:space="preserve"> är rödlistad som nära hotad och ingår i bilaga 1 i EU:s fågeldirektiv. Tretåig hackspett är för sin överlevnad beroende av kontinuerlig tillförsel av äldre döende och död ved, som sker genom naturliga självgallringsprocesser i äldre grannaturskogar och barrblandade naturskogar. Om en skog genom skogsbruk gallras eller glesas ur så upphör och uteblir i stort sett den naturliga självgallringsprocessen för mycket lång tid framöver vilket omöjliggör upprätthållandet av den kontinuerliga ekologiska funktionen i ett område. Det finns studier som visar att naturskogens självgallringsprocess som den tretåiga hackspetten är beroende av, inte kan ersättas med efterlämnad hänsyn i skogsbruket (Imbeau &amp; Desrochers, 2002). Storleken på häckningsreviret varierar med skogstypen, förekomsten av död ved och graden av fragmentering, men är i allmänhet i storleksordningen 25–100 hektar. Vintertid krävs ofta betydligt större områden och det finns studier som antyder att arten behöver minst 100 hektar äldre skog. I områden med låg bonitet kan det behövas över 200 hektar lämpligt habitat för att ett par ska kunna reproducera sig (Skogsstyrelsen, 2016).</w:t>
+        <w:t xml:space="preserve"> är rödlistad som nära hotad och ingår i bilaga 1 i EU:s fågeldirektiv. Tretåig hackspett är för sin överlevnad beroende av kontinuerlig tillförsel av äldre döende och död ved, som sker genom naturliga självgallringsprocesser i äldre grannaturskogar och barrblandade naturskogar. Om en skog genom skogsbruk gallras eller glesas ur så upphör och uteblir i stort sett den naturliga självgallringsprocessen för mycket lång tid framöver vilket omöjliggör upprätthållandet av den kontinuerliga ekologiska funktionen i ett område. Det finns studier som visar att naturskogens självgallringsprocess som den tretåiga hackspetten är beroende av, inte kan ersättas med efterlämnad hänsyn i skogsbruket (Imbeau &amp; Desrochers, 2002). Storleken på häckningsreviret varierar med skogstypen, förekomsten av död ved och graden av fragmentering, men är i allmänhet i storleksordningen 25–100 hektar. Vintertid krävs ofta betydligt större områden och det finns studier som antyder att arten behöver minst 100 hektar äldre skog. I områden med låg bonitet kan det behövas över 200 hektar lämpligt habitat för att ett par ska kunna reproducera sig. Områden med dokumenterad permanent förekomst i naturskogsmiljöer har vanligen så stora naturvärden att skogsbruk är olämpligt (Skogsstyrelsen, 2016).</w:t>
       </w:r>
     </w:p>
     <w:p>
@@ -664,7 +664,7 @@
     <w:r>
       <w:tab/>
       <w:tab/>
-      <w:t>2025-04-13</w:t>
+      <w:t>2025-04-14</w:t>
       <w:br/>
       <w:br/>
     </w:r>

--- a/tillsyn/A 14097-2024 tillsynsbegäran.docx
+++ b/tillsyn/A 14097-2024 tillsynsbegäran.docx
@@ -664,7 +664,7 @@
     <w:r>
       <w:tab/>
       <w:tab/>
-      <w:t>2025-04-14</w:t>
+      <w:t>2025-04-15</w:t>
       <w:br/>
       <w:br/>
     </w:r>

--- a/tillsyn/A 14097-2024 tillsynsbegäran.docx
+++ b/tillsyn/A 14097-2024 tillsynsbegäran.docx
@@ -664,7 +664,7 @@
     <w:r>
       <w:tab/>
       <w:tab/>
-      <w:t>2025-04-15</w:t>
+      <w:t>2025-04-16</w:t>
       <w:br/>
       <w:br/>
     </w:r>

--- a/tillsyn/A 14097-2024 tillsynsbegäran.docx
+++ b/tillsyn/A 14097-2024 tillsynsbegäran.docx
@@ -664,7 +664,7 @@
     <w:r>
       <w:tab/>
       <w:tab/>
-      <w:t>2025-04-16</w:t>
+      <w:t>2025-04-17</w:t>
       <w:br/>
       <w:br/>
     </w:r>

--- a/tillsyn/A 14097-2024 tillsynsbegäran.docx
+++ b/tillsyn/A 14097-2024 tillsynsbegäran.docx
@@ -664,7 +664,7 @@
     <w:r>
       <w:tab/>
       <w:tab/>
-      <w:t>2025-04-17</w:t>
+      <w:t>2025-04-18</w:t>
       <w:br/>
       <w:br/>
     </w:r>

--- a/tillsyn/A 14097-2024 tillsynsbegäran.docx
+++ b/tillsyn/A 14097-2024 tillsynsbegäran.docx
@@ -664,7 +664,7 @@
     <w:r>
       <w:tab/>
       <w:tab/>
-      <w:t>2025-04-18</w:t>
+      <w:t>2025-04-19</w:t>
       <w:br/>
       <w:br/>
     </w:r>

--- a/tillsyn/A 14097-2024 tillsynsbegäran.docx
+++ b/tillsyn/A 14097-2024 tillsynsbegäran.docx
@@ -686,7 +686,7 @@
     <w:r>
       <w:tab/>
       <w:tab/>
-      <w:t>2025-05-03</w:t>
+      <w:t>2025-05-04</w:t>
       <w:br/>
       <w:br/>
     </w:r>

--- a/tillsyn/A 14097-2024 tillsynsbegäran.docx
+++ b/tillsyn/A 14097-2024 tillsynsbegäran.docx
@@ -686,7 +686,7 @@
     <w:r>
       <w:tab/>
       <w:tab/>
-      <w:t>2025-05-04</w:t>
+      <w:t>2025-05-06</w:t>
       <w:br/>
       <w:br/>
     </w:r>

--- a/tillsyn/A 14097-2024 tillsynsbegäran.docx
+++ b/tillsyn/A 14097-2024 tillsynsbegäran.docx
@@ -686,7 +686,7 @@
     <w:r>
       <w:tab/>
       <w:tab/>
-      <w:t>2025-05-06</w:t>
+      <w:t>2025-05-07</w:t>
       <w:br/>
       <w:br/>
     </w:r>

--- a/tillsyn/A 14097-2024 tillsynsbegäran.docx
+++ b/tillsyn/A 14097-2024 tillsynsbegäran.docx
@@ -686,7 +686,7 @@
     <w:r>
       <w:tab/>
       <w:tab/>
-      <w:t>2025-05-07</w:t>
+      <w:t>2025-05-08</w:t>
       <w:br/>
       <w:br/>
     </w:r>

--- a/tillsyn/A 14097-2024 tillsynsbegäran.docx
+++ b/tillsyn/A 14097-2024 tillsynsbegäran.docx
@@ -686,7 +686,7 @@
     <w:r>
       <w:tab/>
       <w:tab/>
-      <w:t>2025-05-08</w:t>
+      <w:t>2025-05-09</w:t>
       <w:br/>
       <w:br/>
     </w:r>

--- a/tillsyn/A 14097-2024 tillsynsbegäran.docx
+++ b/tillsyn/A 14097-2024 tillsynsbegäran.docx
@@ -686,7 +686,7 @@
     <w:r>
       <w:tab/>
       <w:tab/>
-      <w:t>2025-05-09</w:t>
+      <w:t>2025-05-10</w:t>
       <w:br/>
       <w:br/>
     </w:r>

--- a/tillsyn/A 14097-2024 tillsynsbegäran.docx
+++ b/tillsyn/A 14097-2024 tillsynsbegäran.docx
@@ -686,7 +686,7 @@
     <w:r>
       <w:tab/>
       <w:tab/>
-      <w:t>2025-05-10</w:t>
+      <w:t>2025-05-11</w:t>
       <w:br/>
       <w:br/>
     </w:r>

--- a/tillsyn/A 14097-2024 tillsynsbegäran.docx
+++ b/tillsyn/A 14097-2024 tillsynsbegäran.docx
@@ -686,7 +686,7 @@
     <w:r>
       <w:tab/>
       <w:tab/>
-      <w:t>2025-05-11</w:t>
+      <w:t>2025-05-12</w:t>
       <w:br/>
       <w:br/>
     </w:r>

--- a/tillsyn/A 14097-2024 tillsynsbegäran.docx
+++ b/tillsyn/A 14097-2024 tillsynsbegäran.docx
@@ -686,7 +686,7 @@
     <w:r>
       <w:tab/>
       <w:tab/>
-      <w:t>2025-05-12</w:t>
+      <w:t>2025-05-13</w:t>
       <w:br/>
       <w:br/>
     </w:r>

--- a/tillsyn/A 14097-2024 tillsynsbegäran.docx
+++ b/tillsyn/A 14097-2024 tillsynsbegäran.docx
@@ -686,7 +686,7 @@
     <w:r>
       <w:tab/>
       <w:tab/>
-      <w:t>2025-05-13</w:t>
+      <w:t>2025-05-14</w:t>
       <w:br/>
       <w:br/>
     </w:r>

--- a/tillsyn/A 14097-2024 tillsynsbegäran.docx
+++ b/tillsyn/A 14097-2024 tillsynsbegäran.docx
@@ -686,7 +686,7 @@
     <w:r>
       <w:tab/>
       <w:tab/>
-      <w:t>2025-05-14</w:t>
+      <w:t>2025-05-15</w:t>
       <w:br/>
       <w:br/>
     </w:r>

--- a/tillsyn/A 14097-2024 tillsynsbegäran.docx
+++ b/tillsyn/A 14097-2024 tillsynsbegäran.docx
@@ -686,7 +686,7 @@
     <w:r>
       <w:tab/>
       <w:tab/>
-      <w:t>2025-05-15</w:t>
+      <w:t>2025-05-16</w:t>
       <w:br/>
       <w:br/>
     </w:r>

--- a/tillsyn/A 14097-2024 tillsynsbegäran.docx
+++ b/tillsyn/A 14097-2024 tillsynsbegäran.docx
@@ -686,7 +686,7 @@
     <w:r>
       <w:tab/>
       <w:tab/>
-      <w:t>2025-05-16</w:t>
+      <w:t>2025-05-17</w:t>
       <w:br/>
       <w:br/>
     </w:r>

--- a/tillsyn/A 14097-2024 tillsynsbegäran.docx
+++ b/tillsyn/A 14097-2024 tillsynsbegäran.docx
@@ -686,7 +686,7 @@
     <w:r>
       <w:tab/>
       <w:tab/>
-      <w:t>2025-05-17</w:t>
+      <w:t>2025-05-18</w:t>
       <w:br/>
       <w:br/>
     </w:r>

--- a/tillsyn/A 14097-2024 tillsynsbegäran.docx
+++ b/tillsyn/A 14097-2024 tillsynsbegäran.docx
@@ -686,7 +686,7 @@
     <w:r>
       <w:tab/>
       <w:tab/>
-      <w:t>2025-05-18</w:t>
+      <w:t>2025-05-19</w:t>
       <w:br/>
       <w:br/>
     </w:r>

--- a/tillsyn/A 14097-2024 tillsynsbegäran.docx
+++ b/tillsyn/A 14097-2024 tillsynsbegäran.docx
@@ -686,7 +686,7 @@
     <w:r>
       <w:tab/>
       <w:tab/>
-      <w:t>2025-05-19</w:t>
+      <w:t>2025-05-20</w:t>
       <w:br/>
       <w:br/>
     </w:r>

--- a/tillsyn/A 14097-2024 tillsynsbegäran.docx
+++ b/tillsyn/A 14097-2024 tillsynsbegäran.docx
@@ -686,7 +686,7 @@
     <w:r>
       <w:tab/>
       <w:tab/>
-      <w:t>2025-05-20</w:t>
+      <w:t>2025-05-21</w:t>
       <w:br/>
       <w:br/>
     </w:r>

--- a/tillsyn/A 14097-2024 tillsynsbegäran.docx
+++ b/tillsyn/A 14097-2024 tillsynsbegäran.docx
@@ -686,7 +686,7 @@
     <w:r>
       <w:tab/>
       <w:tab/>
-      <w:t>2025-05-21</w:t>
+      <w:t>2025-05-22</w:t>
       <w:br/>
       <w:br/>
     </w:r>

--- a/tillsyn/A 14097-2024 tillsynsbegäran.docx
+++ b/tillsyn/A 14097-2024 tillsynsbegäran.docx
@@ -686,7 +686,7 @@
     <w:r>
       <w:tab/>
       <w:tab/>
-      <w:t>2025-05-22</w:t>
+      <w:t>2025-05-23</w:t>
       <w:br/>
       <w:br/>
     </w:r>

--- a/tillsyn/A 14097-2024 tillsynsbegäran.docx
+++ b/tillsyn/A 14097-2024 tillsynsbegäran.docx
@@ -686,7 +686,7 @@
     <w:r>
       <w:tab/>
       <w:tab/>
-      <w:t>2025-05-23</w:t>
+      <w:t>2025-05-24</w:t>
       <w:br/>
       <w:br/>
     </w:r>

--- a/tillsyn/A 14097-2024 tillsynsbegäran.docx
+++ b/tillsyn/A 14097-2024 tillsynsbegäran.docx
@@ -686,7 +686,7 @@
     <w:r>
       <w:tab/>
       <w:tab/>
-      <w:t>2025-05-24</w:t>
+      <w:t>2025-05-25</w:t>
       <w:br/>
       <w:br/>
     </w:r>

--- a/tillsyn/A 14097-2024 tillsynsbegäran.docx
+++ b/tillsyn/A 14097-2024 tillsynsbegäran.docx
@@ -686,7 +686,7 @@
     <w:r>
       <w:tab/>
       <w:tab/>
-      <w:t>2025-05-25</w:t>
+      <w:t>2025-05-26</w:t>
       <w:br/>
       <w:br/>
     </w:r>

--- a/tillsyn/A 14097-2024 tillsynsbegäran.docx
+++ b/tillsyn/A 14097-2024 tillsynsbegäran.docx
@@ -686,7 +686,7 @@
     <w:r>
       <w:tab/>
       <w:tab/>
-      <w:t>2025-05-26</w:t>
+      <w:t>2025-05-27</w:t>
       <w:br/>
       <w:br/>
     </w:r>

--- a/tillsyn/A 14097-2024 tillsynsbegäran.docx
+++ b/tillsyn/A 14097-2024 tillsynsbegäran.docx
@@ -686,7 +686,7 @@
     <w:r>
       <w:tab/>
       <w:tab/>
-      <w:t>2025-05-27</w:t>
+      <w:t>2025-05-30</w:t>
       <w:br/>
       <w:br/>
     </w:r>

--- a/tillsyn/A 14097-2024 tillsynsbegäran.docx
+++ b/tillsyn/A 14097-2024 tillsynsbegäran.docx
@@ -686,7 +686,7 @@
     <w:r>
       <w:tab/>
       <w:tab/>
-      <w:t>2025-05-30</w:t>
+      <w:t>2025-06-01</w:t>
       <w:br/>
       <w:br/>
     </w:r>

--- a/tillsyn/A 14097-2024 tillsynsbegäran.docx
+++ b/tillsyn/A 14097-2024 tillsynsbegäran.docx
@@ -686,7 +686,7 @@
     <w:r>
       <w:tab/>
       <w:tab/>
-      <w:t>2025-06-01</w:t>
+      <w:t>2025-06-02</w:t>
       <w:br/>
       <w:br/>
     </w:r>

--- a/tillsyn/A 14097-2024 tillsynsbegäran.docx
+++ b/tillsyn/A 14097-2024 tillsynsbegäran.docx
@@ -686,7 +686,7 @@
     <w:r>
       <w:tab/>
       <w:tab/>
-      <w:t>2025-06-02</w:t>
+      <w:t>2025-06-03</w:t>
       <w:br/>
       <w:br/>
     </w:r>

--- a/tillsyn/A 14097-2024 tillsynsbegäran.docx
+++ b/tillsyn/A 14097-2024 tillsynsbegäran.docx
@@ -686,7 +686,7 @@
     <w:r>
       <w:tab/>
       <w:tab/>
-      <w:t>2025-06-03</w:t>
+      <w:t>2025-06-04</w:t>
       <w:br/>
       <w:br/>
     </w:r>

--- a/tillsyn/A 14097-2024 tillsynsbegäran.docx
+++ b/tillsyn/A 14097-2024 tillsynsbegäran.docx
@@ -686,7 +686,7 @@
     <w:r>
       <w:tab/>
       <w:tab/>
-      <w:t>2025-06-04</w:t>
+      <w:t>2025-06-05</w:t>
       <w:br/>
       <w:br/>
     </w:r>

--- a/tillsyn/A 14097-2024 tillsynsbegäran.docx
+++ b/tillsyn/A 14097-2024 tillsynsbegäran.docx
@@ -686,7 +686,7 @@
     <w:r>
       <w:tab/>
       <w:tab/>
-      <w:t>2025-06-13</w:t>
+      <w:t>2025-06-15</w:t>
       <w:br/>
       <w:br/>
     </w:r>

--- a/tillsyn/A 14097-2024 tillsynsbegäran.docx
+++ b/tillsyn/A 14097-2024 tillsynsbegäran.docx
@@ -686,7 +686,7 @@
     <w:r>
       <w:tab/>
       <w:tab/>
-      <w:t>2025-06-15</w:t>
+      <w:t>2025-06-16</w:t>
       <w:br/>
       <w:br/>
     </w:r>

--- a/tillsyn/A 14097-2024 tillsynsbegäran.docx
+++ b/tillsyn/A 14097-2024 tillsynsbegäran.docx
@@ -686,7 +686,7 @@
     <w:r>
       <w:tab/>
       <w:tab/>
-      <w:t>2025-06-16</w:t>
+      <w:t>2025-06-17</w:t>
       <w:br/>
       <w:br/>
     </w:r>

--- a/tillsyn/A 14097-2024 tillsynsbegäran.docx
+++ b/tillsyn/A 14097-2024 tillsynsbegäran.docx
@@ -686,7 +686,7 @@
     <w:r>
       <w:tab/>
       <w:tab/>
-      <w:t>2025-06-17</w:t>
+      <w:t>2025-06-18</w:t>
       <w:br/>
       <w:br/>
     </w:r>

--- a/tillsyn/A 14097-2024 tillsynsbegäran.docx
+++ b/tillsyn/A 14097-2024 tillsynsbegäran.docx
@@ -686,7 +686,7 @@
     <w:r>
       <w:tab/>
       <w:tab/>
-      <w:t>2025-06-18</w:t>
+      <w:t>2025-06-19</w:t>
       <w:br/>
       <w:br/>
     </w:r>

--- a/tillsyn/A 14097-2024 tillsynsbegäran.docx
+++ b/tillsyn/A 14097-2024 tillsynsbegäran.docx
@@ -686,7 +686,7 @@
     <w:r>
       <w:tab/>
       <w:tab/>
-      <w:t>2025-06-19</w:t>
+      <w:t>2025-06-20</w:t>
       <w:br/>
       <w:br/>
     </w:r>

--- a/tillsyn/A 14097-2024 tillsynsbegäran.docx
+++ b/tillsyn/A 14097-2024 tillsynsbegäran.docx
@@ -686,7 +686,7 @@
     <w:r>
       <w:tab/>
       <w:tab/>
-      <w:t>2025-06-20</w:t>
+      <w:t>2025-06-21</w:t>
       <w:br/>
       <w:br/>
     </w:r>

--- a/tillsyn/A 14097-2024 tillsynsbegäran.docx
+++ b/tillsyn/A 14097-2024 tillsynsbegäran.docx
@@ -686,7 +686,7 @@
     <w:r>
       <w:tab/>
       <w:tab/>
-      <w:t>2025-06-21</w:t>
+      <w:t>2025-06-22</w:t>
       <w:br/>
       <w:br/>
     </w:r>

--- a/tillsyn/A 14097-2024 tillsynsbegäran.docx
+++ b/tillsyn/A 14097-2024 tillsynsbegäran.docx
@@ -686,7 +686,7 @@
     <w:r>
       <w:tab/>
       <w:tab/>
-      <w:t>2025-06-22</w:t>
+      <w:t>2025-06-23</w:t>
       <w:br/>
       <w:br/>
     </w:r>

--- a/tillsyn/A 14097-2024 tillsynsbegäran.docx
+++ b/tillsyn/A 14097-2024 tillsynsbegäran.docx
@@ -686,7 +686,7 @@
     <w:r>
       <w:tab/>
       <w:tab/>
-      <w:t>2025-06-23</w:t>
+      <w:t>2025-06-24</w:t>
       <w:br/>
       <w:br/>
     </w:r>

--- a/tillsyn/A 14097-2024 tillsynsbegäran.docx
+++ b/tillsyn/A 14097-2024 tillsynsbegäran.docx
@@ -686,7 +686,7 @@
     <w:r>
       <w:tab/>
       <w:tab/>
-      <w:t>2025-06-24</w:t>
+      <w:t>2025-06-25</w:t>
       <w:br/>
       <w:br/>
     </w:r>

--- a/tillsyn/A 14097-2024 tillsynsbegäran.docx
+++ b/tillsyn/A 14097-2024 tillsynsbegäran.docx
@@ -686,7 +686,7 @@
     <w:r>
       <w:tab/>
       <w:tab/>
-      <w:t>2025-06-25</w:t>
+      <w:t>2025-06-26</w:t>
       <w:br/>
       <w:br/>
     </w:r>

--- a/tillsyn/A 14097-2024 tillsynsbegäran.docx
+++ b/tillsyn/A 14097-2024 tillsynsbegäran.docx
@@ -686,7 +686,7 @@
     <w:r>
       <w:tab/>
       <w:tab/>
-      <w:t>2025-06-26</w:t>
+      <w:t>2025-06-27</w:t>
       <w:br/>
       <w:br/>
     </w:r>

--- a/tillsyn/A 14097-2024 tillsynsbegäran.docx
+++ b/tillsyn/A 14097-2024 tillsynsbegäran.docx
@@ -686,7 +686,7 @@
     <w:r>
       <w:tab/>
       <w:tab/>
-      <w:t>2025-06-27</w:t>
+      <w:t>2025-06-28</w:t>
       <w:br/>
       <w:br/>
     </w:r>

--- a/tillsyn/A 14097-2024 tillsynsbegäran.docx
+++ b/tillsyn/A 14097-2024 tillsynsbegäran.docx
@@ -686,7 +686,7 @@
     <w:r>
       <w:tab/>
       <w:tab/>
-      <w:t>2025-06-28</w:t>
+      <w:t>2025-06-29</w:t>
       <w:br/>
       <w:br/>
     </w:r>

--- a/tillsyn/A 14097-2024 tillsynsbegäran.docx
+++ b/tillsyn/A 14097-2024 tillsynsbegäran.docx
@@ -686,7 +686,7 @@
     <w:r>
       <w:tab/>
       <w:tab/>
-      <w:t>2025-06-29</w:t>
+      <w:t>2025-06-30</w:t>
       <w:br/>
       <w:br/>
     </w:r>

--- a/tillsyn/A 14097-2024 tillsynsbegäran.docx
+++ b/tillsyn/A 14097-2024 tillsynsbegäran.docx
@@ -686,7 +686,7 @@
     <w:r>
       <w:tab/>
       <w:tab/>
-      <w:t>2025-06-30</w:t>
+      <w:t>2025-07-01</w:t>
       <w:br/>
       <w:br/>
     </w:r>

--- a/tillsyn/A 14097-2024 tillsynsbegäran.docx
+++ b/tillsyn/A 14097-2024 tillsynsbegäran.docx
@@ -686,7 +686,7 @@
     <w:r>
       <w:tab/>
       <w:tab/>
-      <w:t>2025-07-01</w:t>
+      <w:t>2025-07-02</w:t>
       <w:br/>
       <w:br/>
     </w:r>

--- a/tillsyn/A 14097-2024 tillsynsbegäran.docx
+++ b/tillsyn/A 14097-2024 tillsynsbegäran.docx
@@ -686,7 +686,7 @@
     <w:r>
       <w:tab/>
       <w:tab/>
-      <w:t>2025-07-02</w:t>
+      <w:t>2025-07-03</w:t>
       <w:br/>
       <w:br/>
     </w:r>

--- a/tillsyn/A 14097-2024 tillsynsbegäran.docx
+++ b/tillsyn/A 14097-2024 tillsynsbegäran.docx
@@ -686,7 +686,7 @@
     <w:r>
       <w:tab/>
       <w:tab/>
-      <w:t>2025-07-03</w:t>
+      <w:t>2025-07-04</w:t>
       <w:br/>
       <w:br/>
     </w:r>

--- a/tillsyn/A 14097-2024 tillsynsbegäran.docx
+++ b/tillsyn/A 14097-2024 tillsynsbegäran.docx
@@ -686,7 +686,7 @@
     <w:r>
       <w:tab/>
       <w:tab/>
-      <w:t>2025-07-04</w:t>
+      <w:t>2025-07-05</w:t>
       <w:br/>
       <w:br/>
     </w:r>

--- a/tillsyn/A 14097-2024 tillsynsbegäran.docx
+++ b/tillsyn/A 14097-2024 tillsynsbegäran.docx
@@ -686,7 +686,7 @@
     <w:r>
       <w:tab/>
       <w:tab/>
-      <w:t>2025-07-05</w:t>
+      <w:t>2025-07-06</w:t>
       <w:br/>
       <w:br/>
     </w:r>

--- a/tillsyn/A 14097-2024 tillsynsbegäran.docx
+++ b/tillsyn/A 14097-2024 tillsynsbegäran.docx
@@ -686,7 +686,7 @@
     <w:r>
       <w:tab/>
       <w:tab/>
-      <w:t>2025-07-06</w:t>
+      <w:t>2025-07-07</w:t>
       <w:br/>
       <w:br/>
     </w:r>

--- a/tillsyn/A 14097-2024 tillsynsbegäran.docx
+++ b/tillsyn/A 14097-2024 tillsynsbegäran.docx
@@ -686,7 +686,7 @@
     <w:r>
       <w:tab/>
       <w:tab/>
-      <w:t>2025-07-07</w:t>
+      <w:t>2025-07-08</w:t>
       <w:br/>
       <w:br/>
     </w:r>

--- a/tillsyn/A 14097-2024 tillsynsbegäran.docx
+++ b/tillsyn/A 14097-2024 tillsynsbegäran.docx
@@ -131,7 +131,25 @@
         <w:t>Lunglav (NT)</w:t>
       </w:r>
       <w:r>
-        <w:t xml:space="preserve"> är en av vårt lands främsta signalarter som överallt indikerar gamla lövträd, skogsbestånd med höga naturvärden och ekosystem med lång skoglig kontinuitet. Lokalt kan förekomsten vara mycket riklig men den hittas nästan enbart i gamla och ej slutavverkade skogar. Artens samtliga förekomster bör uppmärksammas från naturvårdssynpunkt, då många lokaler även hyser andra ovanliga och rödlistade arter. Rikliga förekomster bör skyddas med biotopskydd, frivilliga avsättningar eller reservat (SLU Artdatabanken, 2024; Nitare &amp; Skogsstyrelsen, 2019).</w:t>
+        <w:t xml:space="preserve"> är en av vårt lands främsta signalarter som överallt indikerar gamla lövträd, skogsbestånd med höga naturvärden och ekosystem med lång skoglig kontinuitet. Lokalt kan förekomsten vara mycket riklig men den hittas nästan enbart i gamla och ej slutavverkade skogar. Artens samtliga förekomster bör uppmärksammas från naturvårdssynpunkt, då många lokaler även hyser andra ovanliga och rödlistade arter. Rikliga förekomster bör skyddas med biotopskydd, frivilliga avsättningar eller reservat. Det finns ett antal sällsynta lavparasiter som växer på lunglav: lunglavsknapp (VU), skrovelmössing (DD), lunglavshårprick (DD), </w:t>
+      </w:r>
+      <w:r>
+        <w:rPr>
+          <w:i/>
+        </w:rPr>
+        <w:t>Calycina alstrupii</w:t>
+      </w:r>
+      <w:r>
+        <w:t xml:space="preserve"> (NA) och </w:t>
+      </w:r>
+      <w:r>
+        <w:rPr>
+          <w:i/>
+        </w:rPr>
+        <w:t>Chalara lobariae</w:t>
+      </w:r>
+      <w:r>
+        <w:t xml:space="preserve"> (NA) (SLU Artdatabanken, 2025; SLU Artdatabanken, 2024; Nitare &amp; Skogsstyrelsen, 2019).</w:t>
       </w:r>
     </w:p>
     <w:p>
@@ -298,7 +316,7 @@
         <w:t>Plectocarpon lichenum</w:t>
       </w:r>
       <w:r>
-        <w:t xml:space="preserve"> (VU). Det finns ytterligare två rödlistade parasiter vilka bara förekommer på lunglav, Skrovelmössing </w:t>
+        <w:t xml:space="preserve"> (VU). Det finns ytterligare ett antal parasiter vilka bara förekommer på lunglav: Skrovelmössing </w:t>
       </w:r>
       <w:r>
         <w:rPr>
@@ -316,7 +334,25 @@
         <w:t>Niesslia lobariae</w:t>
       </w:r>
       <w:r>
-        <w:t xml:space="preserve"> (rödlistad som Kunskapsbrist DD). Skrovelmössing (DD) har små svarta apothecier och bruna, 1-septerade sporer och Lunglavshårprick (DD) har brunhåriga perithecier och färglösa, 1-septerade sporer (SLU Artdatabanken, 2024; Nitare &amp; Skogsstyrelsen, 2019).</w:t>
+        <w:t xml:space="preserve"> (rödlistad som Kunskapsbrist DD). Skrovelmössing (DD) har små svarta apothecier och bruna, 1-septerade sporer och Lunglavshårprick (DD) har brunhåriga perithecier och färglösa, 1-septerade sporer. Nyligen har ytterligare två lavparasiter påträffats i Sverige som växer på lunglav: </w:t>
+      </w:r>
+      <w:r>
+        <w:rPr>
+          <w:i/>
+        </w:rPr>
+        <w:t>Calycina alstrupii</w:t>
+      </w:r>
+      <w:r>
+        <w:t xml:space="preserve"> (NA) och </w:t>
+      </w:r>
+      <w:r>
+        <w:rPr>
+          <w:i/>
+        </w:rPr>
+        <w:t>Chalara lobariae</w:t>
+      </w:r>
+      <w:r>
+        <w:t xml:space="preserve"> (NA) (SLU Artdatabanken, 2025; SLU Artdatabanken, 2024; Nitare &amp; Skogsstyrelsen, 2019).</w:t>
       </w:r>
     </w:p>
     <w:p>
@@ -353,6 +389,20 @@
       </w:r>
       <w:r>
         <w:t>SLU Artdatabanken, Uppsala.</w:t>
+      </w:r>
+    </w:p>
+    <w:p>
+      <w:r>
+        <w:t xml:space="preserve">SLU Artdatabanken, 2025. </w:t>
+      </w:r>
+      <w:r>
+        <w:rPr>
+          <w:i/>
+        </w:rPr>
+        <w:t xml:space="preserve">Över 20 nya lavparasiter för Sverige. </w:t>
+      </w:r>
+      <w:r>
+        <w:t>https://www.slu.se/artdatabanken/arter-och-natur/artiklar/over-20-nya-lavparasiter-for-sverige/</w:t>
       </w:r>
     </w:p>
     <w:p>
@@ -686,7 +736,7 @@
     <w:r>
       <w:tab/>
       <w:tab/>
-      <w:t>2025-07-08</w:t>
+      <w:t>2025-07-09</w:t>
       <w:br/>
       <w:br/>
     </w:r>

--- a/tillsyn/A 14097-2024 tillsynsbegäran.docx
+++ b/tillsyn/A 14097-2024 tillsynsbegäran.docx
@@ -736,7 +736,7 @@
     <w:r>
       <w:tab/>
       <w:tab/>
-      <w:t>2025-07-09</w:t>
+      <w:t>2025-07-11</w:t>
       <w:br/>
       <w:br/>
     </w:r>

--- a/tillsyn/A 14097-2024 tillsynsbegäran.docx
+++ b/tillsyn/A 14097-2024 tillsynsbegäran.docx
@@ -736,7 +736,7 @@
     <w:r>
       <w:tab/>
       <w:tab/>
-      <w:t>2025-07-11</w:t>
+      <w:t>2025-07-12</w:t>
       <w:br/>
       <w:br/>
     </w:r>

--- a/tillsyn/A 14097-2024 tillsynsbegäran.docx
+++ b/tillsyn/A 14097-2024 tillsynsbegäran.docx
@@ -736,7 +736,7 @@
     <w:r>
       <w:tab/>
       <w:tab/>
-      <w:t>2025-07-12</w:t>
+      <w:t>2025-07-13</w:t>
       <w:br/>
       <w:br/>
     </w:r>

--- a/tillsyn/A 14097-2024 tillsynsbegäran.docx
+++ b/tillsyn/A 14097-2024 tillsynsbegäran.docx
@@ -736,7 +736,7 @@
     <w:r>
       <w:tab/>
       <w:tab/>
-      <w:t>2025-07-13</w:t>
+      <w:t>2025-07-14</w:t>
       <w:br/>
       <w:br/>
     </w:r>

--- a/tillsyn/A 14097-2024 tillsynsbegäran.docx
+++ b/tillsyn/A 14097-2024 tillsynsbegäran.docx
@@ -736,7 +736,7 @@
     <w:r>
       <w:tab/>
       <w:tab/>
-      <w:t>2025-08-06</w:t>
+      <w:t>2025-08-09</w:t>
       <w:br/>
       <w:br/>
     </w:r>
